--- a/LCS_Sprint2_Organizacion_del_Equipo_y_Forma_de_Trabajo.docx
+++ b/LCS_Sprint2_Organizacion_del_Equipo_y_Forma_de_Trabajo.docx
@@ -6,6 +6,14 @@
       <w:pPr>
         <w:spacing w:after="20"/>
       </w:pPr>
+      <w:r>
+        <w:rPr>
+          <w:b/>
+          <w:bCs/>
+          <w:color w:val="555555"/>
+        </w:rPr>
+        <w:t>|</w:t>
+      </w:r>
       <w:r>
         <w:rPr>
           <w:b/>
@@ -147,12 +155,6 @@
         <w:gridCol w:w="7200"/>
       </w:tblGrid>
       <w:tr>
-        <w:tblPrEx>
-          <w:tblCellMar>
-            <w:top w:w="0" w:type="dxa"/>
-            <w:bottom w:w="0" w:type="dxa"/>
-          </w:tblCellMar>
-        </w:tblPrEx>
         <w:tc>
           <w:tcPr>
             <w:tcW w:w="2160" w:type="dxa"/>
@@ -194,12 +196,6 @@
         </w:tc>
       </w:tr>
       <w:tr>
-        <w:tblPrEx>
-          <w:tblCellMar>
-            <w:top w:w="0" w:type="dxa"/>
-            <w:bottom w:w="0" w:type="dxa"/>
-          </w:tblCellMar>
-        </w:tblPrEx>
         <w:tc>
           <w:tcPr>
             <w:tcW w:w="2160" w:type="dxa"/>
@@ -241,12 +237,6 @@
         </w:tc>
       </w:tr>
       <w:tr>
-        <w:tblPrEx>
-          <w:tblCellMar>
-            <w:top w:w="0" w:type="dxa"/>
-            <w:bottom w:w="0" w:type="dxa"/>
-          </w:tblCellMar>
-        </w:tblPrEx>
         <w:tc>
           <w:tcPr>
             <w:tcW w:w="2160" w:type="dxa"/>
@@ -288,12 +278,6 @@
         </w:tc>
       </w:tr>
       <w:tr>
-        <w:tblPrEx>
-          <w:tblCellMar>
-            <w:top w:w="0" w:type="dxa"/>
-            <w:bottom w:w="0" w:type="dxa"/>
-          </w:tblCellMar>
-        </w:tblPrEx>
         <w:tc>
           <w:tcPr>
             <w:tcW w:w="2160" w:type="dxa"/>
@@ -340,12 +324,6 @@
         </w:tc>
       </w:tr>
       <w:tr>
-        <w:tblPrEx>
-          <w:tblCellMar>
-            <w:top w:w="0" w:type="dxa"/>
-            <w:bottom w:w="0" w:type="dxa"/>
-          </w:tblCellMar>
-        </w:tblPrEx>
         <w:tc>
           <w:tcPr>
             <w:tcW w:w="2160" w:type="dxa"/>
@@ -436,7 +414,7 @@
     </w:p>
     <w:p>
       <w:pPr>
-        <w:pStyle w:val="Heading1"/>
+        <w:pStyle w:val="Ttulo1"/>
         <w:pBdr>
           <w:bottom w:val="single" w:sz="6" w:space="4" w:color="9FB6CE"/>
         </w:pBdr>
@@ -532,7 +510,7 @@
     </w:p>
     <w:p>
       <w:pPr>
-        <w:pStyle w:val="Heading1"/>
+        <w:pStyle w:val="Ttulo1"/>
         <w:pBdr>
           <w:bottom w:val="single" w:sz="6" w:space="4" w:color="9FB6CE"/>
         </w:pBdr>
@@ -607,7 +585,7 @@
     </w:p>
     <w:p>
       <w:pPr>
-        <w:pStyle w:val="Heading2"/>
+        <w:pStyle w:val="Ttulo2"/>
         <w:spacing w:before="220" w:after="100"/>
       </w:pPr>
       <w:r>
@@ -635,7 +613,7 @@
     </w:p>
     <w:p>
       <w:pPr>
-        <w:pStyle w:val="ListParagraph"/>
+        <w:pStyle w:val="Prrafodelista"/>
         <w:numPr>
           <w:ilvl w:val="0"/>
           <w:numId w:val="2"/>
@@ -714,7 +692,7 @@
     </w:p>
     <w:p>
       <w:pPr>
-        <w:pStyle w:val="ListParagraph"/>
+        <w:pStyle w:val="Prrafodelista"/>
         <w:numPr>
           <w:ilvl w:val="0"/>
           <w:numId w:val="2"/>
@@ -740,7 +718,7 @@
     </w:p>
     <w:p>
       <w:pPr>
-        <w:pStyle w:val="ListParagraph"/>
+        <w:pStyle w:val="Prrafodelista"/>
         <w:numPr>
           <w:ilvl w:val="0"/>
           <w:numId w:val="2"/>
@@ -846,7 +824,7 @@
     </w:p>
     <w:p>
       <w:pPr>
-        <w:pStyle w:val="ListParagraph"/>
+        <w:pStyle w:val="Prrafodelista"/>
         <w:numPr>
           <w:ilvl w:val="0"/>
           <w:numId w:val="2"/>
@@ -863,7 +841,7 @@
     </w:p>
     <w:p>
       <w:pPr>
-        <w:pStyle w:val="ListParagraph"/>
+        <w:pStyle w:val="Prrafodelista"/>
         <w:numPr>
           <w:ilvl w:val="0"/>
           <w:numId w:val="2"/>
@@ -944,7 +922,7 @@
     </w:p>
     <w:p>
       <w:pPr>
-        <w:pStyle w:val="ListParagraph"/>
+        <w:pStyle w:val="Prrafodelista"/>
         <w:numPr>
           <w:ilvl w:val="0"/>
           <w:numId w:val="2"/>
@@ -961,7 +939,7 @@
     </w:p>
     <w:p>
       <w:pPr>
-        <w:pStyle w:val="Heading2"/>
+        <w:pStyle w:val="Ttulo2"/>
         <w:spacing w:before="220" w:after="100"/>
       </w:pPr>
       <w:r>
@@ -1103,7 +1081,7 @@
     </w:p>
     <w:p>
       <w:pPr>
-        <w:pStyle w:val="Heading2"/>
+        <w:pStyle w:val="Ttulo2"/>
         <w:spacing w:before="220" w:after="100"/>
       </w:pPr>
       <w:r>
@@ -1131,7 +1109,7 @@
     </w:p>
     <w:p>
       <w:pPr>
-        <w:pStyle w:val="Heading1"/>
+        <w:pStyle w:val="Ttulo1"/>
         <w:pBdr>
           <w:bottom w:val="single" w:sz="6" w:space="4" w:color="9FB6CE"/>
         </w:pBdr>
@@ -1171,12 +1149,6 @@
         <w:gridCol w:w="4360"/>
       </w:tblGrid>
       <w:tr>
-        <w:tblPrEx>
-          <w:tblCellMar>
-            <w:top w:w="0" w:type="dxa"/>
-            <w:bottom w:w="0" w:type="dxa"/>
-          </w:tblCellMar>
-        </w:tblPrEx>
         <w:trPr>
           <w:tblHeader/>
         </w:trPr>
@@ -1257,12 +1229,6 @@
         </w:tc>
       </w:tr>
       <w:tr>
-        <w:tblPrEx>
-          <w:tblCellMar>
-            <w:top w:w="0" w:type="dxa"/>
-            <w:bottom w:w="0" w:type="dxa"/>
-          </w:tblCellMar>
-        </w:tblPrEx>
         <w:tc>
           <w:tcPr>
             <w:tcW w:w="2400" w:type="dxa"/>
@@ -1331,12 +1297,6 @@
         </w:tc>
       </w:tr>
       <w:tr>
-        <w:tblPrEx>
-          <w:tblCellMar>
-            <w:top w:w="0" w:type="dxa"/>
-            <w:bottom w:w="0" w:type="dxa"/>
-          </w:tblCellMar>
-        </w:tblPrEx>
         <w:tc>
           <w:tcPr>
             <w:tcW w:w="2400" w:type="dxa"/>
@@ -1405,12 +1365,6 @@
         </w:tc>
       </w:tr>
       <w:tr>
-        <w:tblPrEx>
-          <w:tblCellMar>
-            <w:top w:w="0" w:type="dxa"/>
-            <w:bottom w:w="0" w:type="dxa"/>
-          </w:tblCellMar>
-        </w:tblPrEx>
         <w:tc>
           <w:tcPr>
             <w:tcW w:w="2400" w:type="dxa"/>
@@ -1493,7 +1447,7 @@
     </w:p>
     <w:p>
       <w:pPr>
-        <w:pStyle w:val="Heading1"/>
+        <w:pStyle w:val="Ttulo1"/>
         <w:pBdr>
           <w:bottom w:val="single" w:sz="6" w:space="4" w:color="9FB6CE"/>
         </w:pBdr>
@@ -1611,12 +1565,6 @@
         <w:gridCol w:w="3333"/>
       </w:tblGrid>
       <w:tr>
-        <w:tblPrEx>
-          <w:tblCellMar>
-            <w:top w:w="0" w:type="dxa"/>
-            <w:bottom w:w="0" w:type="dxa"/>
-          </w:tblCellMar>
-        </w:tblPrEx>
         <w:trPr>
           <w:tblHeader/>
         </w:trPr>
@@ -1734,12 +1682,6 @@
         </w:tc>
       </w:tr>
       <w:tr>
-        <w:tblPrEx>
-          <w:tblCellMar>
-            <w:top w:w="0" w:type="dxa"/>
-            <w:bottom w:w="0" w:type="dxa"/>
-          </w:tblCellMar>
-        </w:tblPrEx>
         <w:tc>
           <w:tcPr>
             <w:tcW w:w="1950" w:type="dxa"/>
@@ -1830,12 +1772,6 @@
         </w:tc>
       </w:tr>
       <w:tr>
-        <w:tblPrEx>
-          <w:tblCellMar>
-            <w:top w:w="0" w:type="dxa"/>
-            <w:bottom w:w="0" w:type="dxa"/>
-          </w:tblCellMar>
-        </w:tblPrEx>
         <w:tc>
           <w:tcPr>
             <w:tcW w:w="1950" w:type="dxa"/>
@@ -1926,12 +1862,6 @@
         </w:tc>
       </w:tr>
       <w:tr>
-        <w:tblPrEx>
-          <w:tblCellMar>
-            <w:top w:w="0" w:type="dxa"/>
-            <w:bottom w:w="0" w:type="dxa"/>
-          </w:tblCellMar>
-        </w:tblPrEx>
         <w:tc>
           <w:tcPr>
             <w:tcW w:w="1950" w:type="dxa"/>
@@ -2068,7 +1998,7 @@
     </w:p>
     <w:p>
       <w:pPr>
-        <w:pStyle w:val="Heading1"/>
+        <w:pStyle w:val="Ttulo1"/>
         <w:pBdr>
           <w:bottom w:val="single" w:sz="6" w:space="4" w:color="9FB6CE"/>
         </w:pBdr>
@@ -2119,12 +2049,6 @@
         <w:gridCol w:w="6960"/>
       </w:tblGrid>
       <w:tr>
-        <w:tblPrEx>
-          <w:tblCellMar>
-            <w:top w:w="0" w:type="dxa"/>
-            <w:bottom w:w="0" w:type="dxa"/>
-          </w:tblCellMar>
-        </w:tblPrEx>
         <w:trPr>
           <w:tblHeader/>
         </w:trPr>
@@ -2180,12 +2104,6 @@
         </w:tc>
       </w:tr>
       <w:tr>
-        <w:tblPrEx>
-          <w:tblCellMar>
-            <w:top w:w="0" w:type="dxa"/>
-            <w:bottom w:w="0" w:type="dxa"/>
-          </w:tblCellMar>
-        </w:tblPrEx>
         <w:tc>
           <w:tcPr>
             <w:tcW w:w="2400" w:type="dxa"/>
@@ -2232,12 +2150,6 @@
         </w:tc>
       </w:tr>
       <w:tr>
-        <w:tblPrEx>
-          <w:tblCellMar>
-            <w:top w:w="0" w:type="dxa"/>
-            <w:bottom w:w="0" w:type="dxa"/>
-          </w:tblCellMar>
-        </w:tblPrEx>
         <w:tc>
           <w:tcPr>
             <w:tcW w:w="2400" w:type="dxa"/>
@@ -2286,12 +2198,6 @@
         </w:tc>
       </w:tr>
       <w:tr>
-        <w:tblPrEx>
-          <w:tblCellMar>
-            <w:top w:w="0" w:type="dxa"/>
-            <w:bottom w:w="0" w:type="dxa"/>
-          </w:tblCellMar>
-        </w:tblPrEx>
         <w:tc>
           <w:tcPr>
             <w:tcW w:w="2400" w:type="dxa"/>
@@ -2338,12 +2244,6 @@
         </w:tc>
       </w:tr>
       <w:tr>
-        <w:tblPrEx>
-          <w:tblCellMar>
-            <w:top w:w="0" w:type="dxa"/>
-            <w:bottom w:w="0" w:type="dxa"/>
-          </w:tblCellMar>
-        </w:tblPrEx>
         <w:tc>
           <w:tcPr>
             <w:tcW w:w="2400" w:type="dxa"/>
@@ -2442,7 +2342,7 @@
     </w:p>
     <w:p>
       <w:pPr>
-        <w:pStyle w:val="Heading1"/>
+        <w:pStyle w:val="Ttulo1"/>
         <w:pBdr>
           <w:bottom w:val="single" w:sz="6" w:space="4" w:color="9FB6CE"/>
         </w:pBdr>
@@ -2501,7 +2401,7 @@
     </w:p>
     <w:p>
       <w:pPr>
-        <w:pStyle w:val="ListParagraph"/>
+        <w:pStyle w:val="Prrafodelista"/>
         <w:numPr>
           <w:ilvl w:val="0"/>
           <w:numId w:val="2"/>
@@ -2527,7 +2427,7 @@
     </w:p>
     <w:p>
       <w:pPr>
-        <w:pStyle w:val="ListParagraph"/>
+        <w:pStyle w:val="Prrafodelista"/>
         <w:numPr>
           <w:ilvl w:val="0"/>
           <w:numId w:val="2"/>
@@ -2553,7 +2453,7 @@
     </w:p>
     <w:p>
       <w:pPr>
-        <w:pStyle w:val="ListParagraph"/>
+        <w:pStyle w:val="Prrafodelista"/>
         <w:numPr>
           <w:ilvl w:val="0"/>
           <w:numId w:val="2"/>
@@ -2595,7 +2495,7 @@
     </w:p>
     <w:p>
       <w:pPr>
-        <w:pStyle w:val="ListParagraph"/>
+        <w:pStyle w:val="Prrafodelista"/>
         <w:numPr>
           <w:ilvl w:val="0"/>
           <w:numId w:val="2"/>
@@ -2621,7 +2521,7 @@
     </w:p>
     <w:p>
       <w:pPr>
-        <w:pStyle w:val="ListParagraph"/>
+        <w:pStyle w:val="Prrafodelista"/>
         <w:numPr>
           <w:ilvl w:val="0"/>
           <w:numId w:val="2"/>
@@ -2647,7 +2547,7 @@
     </w:p>
     <w:p>
       <w:pPr>
-        <w:pStyle w:val="Heading1"/>
+        <w:pStyle w:val="Ttulo1"/>
         <w:pBdr>
           <w:bottom w:val="single" w:sz="6" w:space="4" w:color="9FB6CE"/>
         </w:pBdr>
@@ -2695,7 +2595,7 @@
     </w:p>
     <w:p>
       <w:pPr>
-        <w:pStyle w:val="Heading1"/>
+        <w:pStyle w:val="Ttulo1"/>
         <w:pBdr>
           <w:bottom w:val="single" w:sz="6" w:space="4" w:color="9FB6CE"/>
         </w:pBdr>
@@ -2726,7 +2626,7 @@
     </w:p>
     <w:p>
       <w:pPr>
-        <w:pStyle w:val="Heading1"/>
+        <w:pStyle w:val="Ttulo1"/>
         <w:pBdr>
           <w:bottom w:val="single" w:sz="6" w:space="4" w:color="9FB6CE"/>
         </w:pBdr>
@@ -2745,7 +2645,7 @@
     </w:p>
     <w:p>
       <w:pPr>
-        <w:pStyle w:val="ListParagraph"/>
+        <w:pStyle w:val="Prrafodelista"/>
         <w:numPr>
           <w:ilvl w:val="0"/>
           <w:numId w:val="2"/>
@@ -2762,7 +2662,7 @@
     </w:p>
     <w:p>
       <w:pPr>
-        <w:pStyle w:val="ListParagraph"/>
+        <w:pStyle w:val="Prrafodelista"/>
         <w:numPr>
           <w:ilvl w:val="0"/>
           <w:numId w:val="2"/>
@@ -2779,7 +2679,7 @@
     </w:p>
     <w:p>
       <w:pPr>
-        <w:pStyle w:val="ListParagraph"/>
+        <w:pStyle w:val="Prrafodelista"/>
         <w:numPr>
           <w:ilvl w:val="0"/>
           <w:numId w:val="2"/>
@@ -2828,7 +2728,7 @@
     </w:p>
     <w:p>
       <w:pPr>
-        <w:pStyle w:val="ListParagraph"/>
+        <w:pStyle w:val="Prrafodelista"/>
         <w:numPr>
           <w:ilvl w:val="0"/>
           <w:numId w:val="2"/>
@@ -2861,7 +2761,7 @@
     </w:p>
     <w:p>
       <w:pPr>
-        <w:pStyle w:val="ListParagraph"/>
+        <w:pStyle w:val="Prrafodelista"/>
         <w:numPr>
           <w:ilvl w:val="0"/>
           <w:numId w:val="2"/>
@@ -2878,7 +2778,7 @@
     </w:p>
     <w:p>
       <w:pPr>
-        <w:pStyle w:val="ListParagraph"/>
+        <w:pStyle w:val="Prrafodelista"/>
         <w:numPr>
           <w:ilvl w:val="0"/>
           <w:numId w:val="2"/>
@@ -2911,7 +2811,7 @@
     </w:p>
     <w:p>
       <w:pPr>
-        <w:pStyle w:val="Heading1"/>
+        <w:pStyle w:val="Ttulo1"/>
         <w:pBdr>
           <w:bottom w:val="single" w:sz="6" w:space="4" w:color="9FB6CE"/>
         </w:pBdr>
@@ -3568,7 +3468,7 @@
     <w:name w:val="Normal"/>
     <w:qFormat/>
   </w:style>
-  <w:style w:type="paragraph" w:styleId="Heading1">
+  <w:style w:type="paragraph" w:styleId="Ttulo1">
     <w:name w:val="heading 1"/>
     <w:uiPriority w:val="9"/>
     <w:qFormat/>
@@ -3581,7 +3481,7 @@
       <w:szCs w:val="32"/>
     </w:rPr>
   </w:style>
-  <w:style w:type="paragraph" w:styleId="Heading2">
+  <w:style w:type="paragraph" w:styleId="Ttulo2">
     <w:name w:val="heading 2"/>
     <w:uiPriority w:val="9"/>
     <w:unhideWhenUsed/>
@@ -3595,7 +3495,7 @@
       <w:szCs w:val="26"/>
     </w:rPr>
   </w:style>
-  <w:style w:type="paragraph" w:styleId="Heading3">
+  <w:style w:type="paragraph" w:styleId="Ttulo3">
     <w:name w:val="heading 3"/>
     <w:uiPriority w:val="9"/>
     <w:semiHidden/>
@@ -3610,7 +3510,7 @@
       <w:szCs w:val="24"/>
     </w:rPr>
   </w:style>
-  <w:style w:type="paragraph" w:styleId="Heading4">
+  <w:style w:type="paragraph" w:styleId="Ttulo4">
     <w:name w:val="heading 4"/>
     <w:uiPriority w:val="9"/>
     <w:semiHidden/>
@@ -3625,7 +3525,7 @@
       <w:color w:val="2E74B5"/>
     </w:rPr>
   </w:style>
-  <w:style w:type="paragraph" w:styleId="Heading5">
+  <w:style w:type="paragraph" w:styleId="Ttulo5">
     <w:name w:val="heading 5"/>
     <w:uiPriority w:val="9"/>
     <w:semiHidden/>
@@ -3638,7 +3538,7 @@
       <w:color w:val="2E74B5"/>
     </w:rPr>
   </w:style>
-  <w:style w:type="paragraph" w:styleId="Heading6">
+  <w:style w:type="paragraph" w:styleId="Ttulo6">
     <w:name w:val="heading 6"/>
     <w:uiPriority w:val="9"/>
     <w:semiHidden/>
@@ -3651,13 +3551,13 @@
       <w:color w:val="1F4D78"/>
     </w:rPr>
   </w:style>
-  <w:style w:type="character" w:default="1" w:styleId="DefaultParagraphFont">
+  <w:style w:type="character" w:default="1" w:styleId="Fuentedeprrafopredeter">
     <w:name w:val="Default Paragraph Font"/>
     <w:uiPriority w:val="1"/>
     <w:semiHidden/>
     <w:unhideWhenUsed/>
   </w:style>
-  <w:style w:type="table" w:default="1" w:styleId="TableNormal">
+  <w:style w:type="table" w:default="1" w:styleId="Tablanormal">
     <w:name w:val="Normal Table"/>
     <w:uiPriority w:val="99"/>
     <w:semiHidden/>
@@ -3672,13 +3572,13 @@
       </w:tblCellMar>
     </w:tblPr>
   </w:style>
-  <w:style w:type="numbering" w:default="1" w:styleId="NoList">
+  <w:style w:type="numbering" w:default="1" w:styleId="Sinlista">
     <w:name w:val="No List"/>
     <w:uiPriority w:val="99"/>
     <w:semiHidden/>
     <w:unhideWhenUsed/>
   </w:style>
-  <w:style w:type="paragraph" w:styleId="Title">
+  <w:style w:type="paragraph" w:styleId="Ttulo">
     <w:name w:val="Title"/>
     <w:uiPriority w:val="10"/>
     <w:qFormat/>
@@ -3695,11 +3595,11 @@
       <w:bCs/>
     </w:rPr>
   </w:style>
-  <w:style w:type="paragraph" w:styleId="ListParagraph">
+  <w:style w:type="paragraph" w:styleId="Prrafodelista">
     <w:name w:val="List Paragraph"/>
     <w:qFormat/>
   </w:style>
-  <w:style w:type="character" w:styleId="Hyperlink">
+  <w:style w:type="character" w:styleId="Hipervnculo">
     <w:name w:val="Hyperlink"/>
     <w:uiPriority w:val="99"/>
     <w:unhideWhenUsed/>
@@ -3708,7 +3608,7 @@
       <w:u w:val="single"/>
     </w:rPr>
   </w:style>
-  <w:style w:type="character" w:styleId="FootnoteReference">
+  <w:style w:type="character" w:styleId="Refdenotaalpie">
     <w:name w:val="footnote reference"/>
     <w:uiPriority w:val="99"/>
     <w:semiHidden/>
@@ -3717,16 +3617,16 @@
       <w:vertAlign w:val="superscript"/>
     </w:rPr>
   </w:style>
-  <w:style w:type="paragraph" w:styleId="FootnoteText">
+  <w:style w:type="paragraph" w:styleId="Textonotapie">
     <w:name w:val="footnote text"/>
-    <w:link w:val="FootnoteTextChar"/>
+    <w:link w:val="TextonotapieCar"/>
     <w:uiPriority w:val="99"/>
     <w:semiHidden/>
     <w:unhideWhenUsed/>
   </w:style>
-  <w:style w:type="character" w:customStyle="1" w:styleId="FootnoteTextChar">
-    <w:name w:val="Footnote Text Char"/>
-    <w:link w:val="FootnoteText"/>
+  <w:style w:type="character" w:customStyle="1" w:styleId="TextonotapieCar">
+    <w:name w:val="Texto nota pie Car"/>
+    <w:link w:val="Textonotapie"/>
     <w:uiPriority w:val="99"/>
     <w:semiHidden/>
     <w:unhideWhenUsed/>
@@ -3735,7 +3635,7 @@
       <w:szCs w:val="20"/>
     </w:rPr>
   </w:style>
-  <w:style w:type="character" w:styleId="EndnoteReference">
+  <w:style w:type="character" w:styleId="Refdenotaalfinal">
     <w:name w:val="endnote reference"/>
     <w:uiPriority w:val="99"/>
     <w:semiHidden/>
@@ -3744,16 +3644,16 @@
       <w:vertAlign w:val="superscript"/>
     </w:rPr>
   </w:style>
-  <w:style w:type="paragraph" w:styleId="EndnoteText">
+  <w:style w:type="paragraph" w:styleId="Textonotaalfinal">
     <w:name w:val="endnote text"/>
-    <w:link w:val="EndnoteTextChar"/>
+    <w:link w:val="TextonotaalfinalCar"/>
     <w:uiPriority w:val="99"/>
     <w:semiHidden/>
     <w:unhideWhenUsed/>
   </w:style>
-  <w:style w:type="character" w:customStyle="1" w:styleId="EndnoteTextChar">
-    <w:name w:val="Endnote Text Char"/>
-    <w:link w:val="EndnoteText"/>
+  <w:style w:type="character" w:customStyle="1" w:styleId="TextonotaalfinalCar">
+    <w:name w:val="Texto nota al final Car"/>
+    <w:link w:val="Textonotaalfinal"/>
     <w:uiPriority w:val="99"/>
     <w:semiHidden/>
     <w:unhideWhenUsed/>
